--- a/AI_Prompts.docx
+++ b/AI_Prompts.docx
@@ -536,6 +536,308 @@
     </w:p>
     <w:p>
       <w:pPr>
+        <w:pStyle w:val="Heading3"/>
+        <w:keepNext/>
+      </w:pPr>
+      <w:r>
+        <w:t xml:space="preserve">Prompt 2 — Rename the branch, start Phase 2</w:t>
+      </w:r>
+    </w:p>
+    <w:p>
+      <w:pPr>
+        <w:pStyle w:val="ListParagraph"/>
+        <w:numPr>
+          <w:ilvl w:val="0"/>
+          <w:numId w:val="2"/>
+        </w:numPr>
+        <w:spacing w:after="80"/>
+      </w:pPr>
+      <w:r>
+        <w:rPr>
+          <w:b/>
+          <w:bCs/>
+        </w:rPr>
+        <w:t xml:space="preserve">Date and time:</w:t>
+      </w:r>
+      <w:r>
+        <w:t xml:space="preserve"> 2026-10-24 19:19 (UTC+06:00)</w:t>
+      </w:r>
+    </w:p>
+    <w:p>
+      <w:pPr>
+        <w:pStyle w:val="ListParagraph"/>
+        <w:numPr>
+          <w:ilvl w:val="0"/>
+          <w:numId w:val="2"/>
+        </w:numPr>
+        <w:spacing w:after="80"/>
+      </w:pPr>
+      <w:r>
+        <w:rPr>
+          <w:b/>
+          <w:bCs/>
+        </w:rPr>
+        <w:t xml:space="preserve">Phase:</w:t>
+      </w:r>
+      <w:r>
+        <w:t xml:space="preserve"> 2 — Backend</w:t>
+      </w:r>
+    </w:p>
+    <w:p>
+      <w:pPr>
+        <w:pBdr>
+          <w:top w:val="single" w:color="D9D9D9" w:sz="4" w:space="4"/>
+          <w:left w:val="single" w:color="D9D9D9" w:sz="4" w:space="4"/>
+          <w:bottom w:val="single" w:color="D9D9D9" w:sz="4" w:space="4"/>
+          <w:right w:val="single" w:color="D9D9D9" w:sz="4" w:space="4"/>
+        </w:pBdr>
+        <w:shd w:fill="F2F2F2" w:color="auto" w:val="clear"/>
+        <w:spacing w:after="240" w:before="120" w:line="240"/>
+        <w:ind w:left="100" w:right="100"/>
+      </w:pPr>
+      <w:r>
+        <w:rPr>
+          <w:rFonts w:ascii="Consolas" w:cs="Consolas" w:eastAsia="Consolas" w:hAnsi="Consolas"/>
+          <w:sz w:val="19"/>
+          <w:szCs w:val="19"/>
+        </w:rPr>
+        <w:t xml:space="preserve">rename the branch from master to main, and lets start the phase 2,</w:t>
+      </w:r>
+    </w:p>
+    <w:p>
+      <w:pPr>
+        <w:spacing w:after="140"/>
+      </w:pPr>
+      <w:r>
+        <w:rPr>
+          <w:b/>
+          <w:bCs/>
+        </w:rPr>
+        <w:t xml:space="preserve">Outcome:</w:t>
+      </w:r>
+    </w:p>
+    <w:p>
+      <w:pPr>
+        <w:pStyle w:val="ListParagraph"/>
+        <w:numPr>
+          <w:ilvl w:val="0"/>
+          <w:numId w:val="2"/>
+        </w:numPr>
+        <w:spacing w:after="80"/>
+      </w:pPr>
+      <w:r>
+        <w:t xml:space="preserve">Interrupted by the user before any work started; Prompt 3 replaced it.</w:t>
+      </w:r>
+    </w:p>
+    <w:p>
+      <w:pPr>
+        <w:pStyle w:val="ListParagraph"/>
+        <w:numPr>
+          <w:ilvl w:val="0"/>
+          <w:numId w:val="2"/>
+        </w:numPr>
+        <w:spacing w:after="80"/>
+      </w:pPr>
+      <w:r>
+        <w:t xml:space="preserve">The branch rename it asked for was done as part of Prompt 3: </w:t>
+      </w:r>
+      <w:r>
+        <w:rPr>
+          <w:rFonts w:ascii="Consolas" w:cs="Consolas" w:eastAsia="Consolas" w:hAnsi="Consolas"/>
+          <w:sz w:val="20"/>
+          <w:szCs w:val="20"/>
+          <w:shd w:fill="F2F2F2" w:color="auto" w:val="clear"/>
+        </w:rPr>
+        <w:t xml:space="preserve">master</w:t>
+      </w:r>
+      <w:r>
+        <w:t xml:space="preserve"> is now </w:t>
+      </w:r>
+      <w:r>
+        <w:rPr>
+          <w:rFonts w:ascii="Consolas" w:cs="Consolas" w:eastAsia="Consolas" w:hAnsi="Consolas"/>
+          <w:sz w:val="20"/>
+          <w:szCs w:val="20"/>
+          <w:shd w:fill="F2F2F2" w:color="auto" w:val="clear"/>
+        </w:rPr>
+        <w:t xml:space="preserve">main</w:t>
+      </w:r>
+      <w:r>
+        <w:t xml:space="preserve">.</w:t>
+      </w:r>
+    </w:p>
+    <w:p>
+      <w:pPr>
+        <w:pStyle w:val="Heading3"/>
+        <w:keepNext/>
+      </w:pPr>
+      <w:r>
+        <w:t xml:space="preserve">Prompt 3 — Phase 2: Backend</w:t>
+      </w:r>
+    </w:p>
+    <w:p>
+      <w:pPr>
+        <w:pStyle w:val="ListParagraph"/>
+        <w:numPr>
+          <w:ilvl w:val="0"/>
+          <w:numId w:val="2"/>
+        </w:numPr>
+        <w:spacing w:after="80"/>
+      </w:pPr>
+      <w:r>
+        <w:rPr>
+          <w:b/>
+          <w:bCs/>
+        </w:rPr>
+        <w:t xml:space="preserve">Date and time:</w:t>
+      </w:r>
+      <w:r>
+        <w:t xml:space="preserve"> 2026-10-24 19:19 (UTC+06:00)</w:t>
+      </w:r>
+    </w:p>
+    <w:p>
+      <w:pPr>
+        <w:pStyle w:val="ListParagraph"/>
+        <w:numPr>
+          <w:ilvl w:val="0"/>
+          <w:numId w:val="2"/>
+        </w:numPr>
+        <w:spacing w:after="80"/>
+      </w:pPr>
+      <w:r>
+        <w:rPr>
+          <w:b/>
+          <w:bCs/>
+        </w:rPr>
+        <w:t xml:space="preserve">Phase:</w:t>
+      </w:r>
+      <w:r>
+        <w:t xml:space="preserve"> 2 — Backend</w:t>
+      </w:r>
+    </w:p>
+    <w:p>
+      <w:pPr>
+        <w:pBdr>
+          <w:top w:val="single" w:color="D9D9D9" w:sz="4" w:space="4"/>
+          <w:left w:val="single" w:color="D9D9D9" w:sz="4" w:space="4"/>
+          <w:bottom w:val="single" w:color="D9D9D9" w:sz="4" w:space="4"/>
+          <w:right w:val="single" w:color="D9D9D9" w:sz="4" w:space="4"/>
+        </w:pBdr>
+        <w:shd w:fill="F2F2F2" w:color="auto" w:val="clear"/>
+        <w:spacing w:after="240" w:before="120" w:line="240"/>
+        <w:ind w:left="100" w:right="100"/>
+      </w:pPr>
+      <w:r>
+        <w:rPr>
+          <w:rFonts w:ascii="Consolas" w:cs="Consolas" w:eastAsia="Consolas" w:hAnsi="Consolas"/>
+          <w:sz w:val="19"/>
+          <w:szCs w:val="19"/>
+        </w:rPr>
+        <w:t xml:space="preserve">Do Phase 2 (Backend) from BUILD_SPEC.md. Log this prompt. Run every check in the "Done when" list yourself (template mode is fine, there is no API key yet), commit, and summarize.</w:t>
+      </w:r>
+    </w:p>
+    <w:p>
+      <w:pPr>
+        <w:spacing w:after="140"/>
+      </w:pPr>
+      <w:r>
+        <w:rPr>
+          <w:b/>
+          <w:bCs/>
+        </w:rPr>
+        <w:t xml:space="preserve">Outcome:</w:t>
+      </w:r>
+    </w:p>
+    <w:p>
+      <w:pPr>
+        <w:pStyle w:val="ListParagraph"/>
+        <w:numPr>
+          <w:ilvl w:val="0"/>
+          <w:numId w:val="2"/>
+        </w:numPr>
+        <w:spacing w:after="80"/>
+      </w:pPr>
+      <w:r>
+        <w:t xml:space="preserve">Built the layered Express 5 backend: a pure detector with per-API thresholds, one incident per API (deduped by a partial unique index, auto-resolved on recovery), a concurrent batch pipeline, and an LLM alert writer with template fallback.</w:t>
+      </w:r>
+    </w:p>
+    <w:p>
+      <w:pPr>
+        <w:pStyle w:val="ListParagraph"/>
+        <w:numPr>
+          <w:ilvl w:val="0"/>
+          <w:numId w:val="2"/>
+        </w:numPr>
+        <w:spacing w:after="80"/>
+      </w:pPr>
+      <w:r>
+        <w:t xml:space="preserve">Added every endpoint, pino logging, central error handling, graceful shutdown, </w:t>
+      </w:r>
+      <w:r>
+        <w:rPr>
+          <w:rFonts w:ascii="Consolas" w:cs="Consolas" w:eastAsia="Consolas" w:hAnsi="Consolas"/>
+          <w:sz w:val="20"/>
+          <w:szCs w:val="20"/>
+          <w:shd w:fill="F2F2F2" w:color="auto" w:val="clear"/>
+        </w:rPr>
+        <w:t xml:space="preserve">backend/.env.example</w:t>
+      </w:r>
+      <w:r>
+        <w:t xml:space="preserve"> and the </w:t>
+      </w:r>
+      <w:r>
+        <w:rPr>
+          <w:rFonts w:ascii="Consolas" w:cs="Consolas" w:eastAsia="Consolas" w:hAnsi="Consolas"/>
+          <w:sz w:val="20"/>
+          <w:szCs w:val="20"/>
+          <w:shd w:fill="F2F2F2" w:color="auto" w:val="clear"/>
+        </w:rPr>
+        <w:t xml:space="preserve">npm run monitor:file</w:t>
+      </w:r>
+      <w:r>
+        <w:t xml:space="preserve"> CLI.</w:t>
+      </w:r>
+    </w:p>
+    <w:p>
+      <w:pPr>
+        <w:pStyle w:val="ListParagraph"/>
+        <w:numPr>
+          <w:ilvl w:val="0"/>
+          <w:numId w:val="2"/>
+        </w:numPr>
+        <w:spacing w:after="80"/>
+      </w:pPr>
+      <w:r>
+        <w:t xml:space="preserve">Verified in template mode with 86 scripted checks (counts, dedupe, auto-resolve, filters, errors, concurrency, rate limit), and the AI path against a local mock of the OpenAI API (23 checks).</w:t>
+      </w:r>
+    </w:p>
+    <w:p>
+      <w:pPr>
+        <w:pStyle w:val="ListParagraph"/>
+        <w:numPr>
+          <w:ilvl w:val="0"/>
+          <w:numId w:val="2"/>
+        </w:numPr>
+        <w:spacing w:after="80"/>
+      </w:pPr>
+      <w:r>
+        <w:t xml:space="preserve">Documented the runtime LLM prompt below, renamed the branch to </w:t>
+      </w:r>
+      <w:r>
+        <w:rPr>
+          <w:rFonts w:ascii="Consolas" w:cs="Consolas" w:eastAsia="Consolas" w:hAnsi="Consolas"/>
+          <w:sz w:val="20"/>
+          <w:szCs w:val="20"/>
+          <w:shd w:fill="F2F2F2" w:color="auto" w:val="clear"/>
+        </w:rPr>
+        <w:t xml:space="preserve">main</w:t>
+      </w:r>
+      <w:r>
+        <w:t xml:space="preserve">, and committed.</w:t>
+      </w:r>
+    </w:p>
+    <w:p>
+      <w:pPr>
         <w:pStyle w:val="Heading2"/>
         <w:keepNext/>
       </w:pPr>
@@ -548,7 +850,813 @@
         <w:spacing w:after="140"/>
       </w:pPr>
       <w:r>
-        <w:t xml:space="preserve">The exact system prompt and user-message template the backend sends to the LLM. This section is filled in during Phase 2, when the alert writer is built, and is kept in sync with the code.</w:t>
+        <w:t xml:space="preserve">The backend sends this to the OpenAI Chat Completions API for every alert that needs text (</w:t>
+      </w:r>
+      <w:r>
+        <w:rPr>
+          <w:rFonts w:ascii="Consolas" w:cs="Consolas" w:eastAsia="Consolas" w:hAnsi="Consolas"/>
+          <w:sz w:val="20"/>
+          <w:szCs w:val="20"/>
+          <w:shd w:fill="F2F2F2" w:color="auto" w:val="clear"/>
+        </w:rPr>
+        <w:t xml:space="preserve">backend/src/services/llm/prompts.ts</w:t>
+      </w:r>
+      <w:r>
+        <w:t xml:space="preserve">):</w:t>
+      </w:r>
+    </w:p>
+    <w:p>
+      <w:pPr>
+        <w:pStyle w:val="ListParagraph"/>
+        <w:numPr>
+          <w:ilvl w:val="0"/>
+          <w:numId w:val="2"/>
+        </w:numPr>
+        <w:spacing w:after="80"/>
+      </w:pPr>
+      <w:r>
+        <w:rPr>
+          <w:b/>
+          <w:bCs/>
+        </w:rPr>
+        <w:t xml:space="preserve">Model:</w:t>
+      </w:r>
+      <w:r>
+        <w:t xml:space="preserve"> </w:t>
+      </w:r>
+      <w:r>
+        <w:rPr>
+          <w:rFonts w:ascii="Consolas" w:cs="Consolas" w:eastAsia="Consolas" w:hAnsi="Consolas"/>
+          <w:sz w:val="20"/>
+          <w:szCs w:val="20"/>
+          <w:shd w:fill="F2F2F2" w:color="auto" w:val="clear"/>
+        </w:rPr>
+        <w:t xml:space="preserve">OPENAI_MODEL</w:t>
+      </w:r>
+      <w:r>
+        <w:t xml:space="preserve"> (default </w:t>
+      </w:r>
+      <w:r>
+        <w:rPr>
+          <w:rFonts w:ascii="Consolas" w:cs="Consolas" w:eastAsia="Consolas" w:hAnsi="Consolas"/>
+          <w:sz w:val="20"/>
+          <w:szCs w:val="20"/>
+          <w:shd w:fill="F2F2F2" w:color="auto" w:val="clear"/>
+        </w:rPr>
+        <w:t xml:space="preserve">gpt-4o-mini</w:t>
+      </w:r>
+      <w:r>
+        <w:t xml:space="preserve">), temperature 0.2, timeout </w:t>
+      </w:r>
+      <w:r>
+        <w:rPr>
+          <w:rFonts w:ascii="Consolas" w:cs="Consolas" w:eastAsia="Consolas" w:hAnsi="Consolas"/>
+          <w:sz w:val="20"/>
+          <w:szCs w:val="20"/>
+          <w:shd w:fill="F2F2F2" w:color="auto" w:val="clear"/>
+        </w:rPr>
+        <w:t xml:space="preserve">LLM_TIMEOUT_MS</w:t>
+      </w:r>
+      <w:r>
+        <w:t xml:space="preserve"> with 1 retry</w:t>
+      </w:r>
+    </w:p>
+    <w:p>
+      <w:pPr>
+        <w:pStyle w:val="ListParagraph"/>
+        <w:numPr>
+          <w:ilvl w:val="0"/>
+          <w:numId w:val="2"/>
+        </w:numPr>
+        <w:spacing w:after="80"/>
+      </w:pPr>
+      <w:r>
+        <w:rPr>
+          <w:b/>
+          <w:bCs/>
+        </w:rPr>
+        <w:t xml:space="preserve">Output:</w:t>
+      </w:r>
+      <w:r>
+        <w:t xml:space="preserve"> structured outputs with a strict JSON schema named </w:t>
+      </w:r>
+      <w:r>
+        <w:rPr>
+          <w:rFonts w:ascii="Consolas" w:cs="Consolas" w:eastAsia="Consolas" w:hAnsi="Consolas"/>
+          <w:sz w:val="20"/>
+          <w:szCs w:val="20"/>
+          <w:shd w:fill="F2F2F2" w:color="auto" w:val="clear"/>
+        </w:rPr>
+        <w:t xml:space="preserve">alert_texts</w:t>
+      </w:r>
+      <w:r>
+        <w:t xml:space="preserve">: an </w:t>
+      </w:r>
+      <w:r>
+        <w:rPr>
+          <w:rFonts w:ascii="Consolas" w:cs="Consolas" w:eastAsia="Consolas" w:hAnsi="Consolas"/>
+          <w:sz w:val="20"/>
+          <w:szCs w:val="20"/>
+          <w:shd w:fill="F2F2F2" w:color="auto" w:val="clear"/>
+        </w:rPr>
+        <w:t xml:space="preserve">alerts</w:t>
+      </w:r>
+      <w:r>
+        <w:t xml:space="preserve"> array of </w:t>
+      </w:r>
+      <w:r>
+        <w:rPr>
+          <w:rFonts w:ascii="Consolas" w:cs="Consolas" w:eastAsia="Consolas" w:hAnsi="Consolas"/>
+          <w:sz w:val="20"/>
+          <w:szCs w:val="20"/>
+          <w:shd w:fill="F2F2F2" w:color="auto" w:val="clear"/>
+        </w:rPr>
+        <w:t xml:space="preserve">{ id, title, message, likelyCause, suggestedAction }</w:t>
+      </w:r>
+    </w:p>
+    <w:p>
+      <w:pPr>
+        <w:pStyle w:val="ListParagraph"/>
+        <w:numPr>
+          <w:ilvl w:val="0"/>
+          <w:numId w:val="2"/>
+        </w:numPr>
+        <w:spacing w:after="80"/>
+      </w:pPr>
+      <w:r>
+        <w:rPr>
+          <w:b/>
+          <w:bCs/>
+        </w:rPr>
+        <w:t xml:space="preserve">Batching:</w:t>
+      </w:r>
+      <w:r>
+        <w:t xml:space="preserve"> one call per </w:t>
+      </w:r>
+      <w:r>
+        <w:rPr>
+          <w:rFonts w:ascii="Consolas" w:cs="Consolas" w:eastAsia="Consolas" w:hAnsi="Consolas"/>
+          <w:sz w:val="20"/>
+          <w:szCs w:val="20"/>
+          <w:shd w:fill="F2F2F2" w:color="auto" w:val="clear"/>
+        </w:rPr>
+        <w:t xml:space="preserve">LLM_BATCH_SIZE</w:t>
+      </w:r>
+      <w:r>
+        <w:t xml:space="preserve"> alerts (default 20)</w:t>
+      </w:r>
+    </w:p>
+    <w:p>
+      <w:pPr>
+        <w:pStyle w:val="ListParagraph"/>
+        <w:numPr>
+          <w:ilvl w:val="0"/>
+          <w:numId w:val="2"/>
+        </w:numPr>
+        <w:spacing w:after="80"/>
+      </w:pPr>
+      <w:r>
+        <w:rPr>
+          <w:b/>
+          <w:bCs/>
+        </w:rPr>
+        <w:t xml:space="preserve">Privacy:</w:t>
+      </w:r>
+      <w:r>
+        <w:t xml:space="preserve"> only the fields in the user message below are sent, never raw payloads</w:t>
+      </w:r>
+    </w:p>
+    <w:p>
+      <w:pPr>
+        <w:pStyle w:val="ListParagraph"/>
+        <w:numPr>
+          <w:ilvl w:val="0"/>
+          <w:numId w:val="2"/>
+        </w:numPr>
+        <w:spacing w:after="80"/>
+      </w:pPr>
+      <w:r>
+        <w:rPr>
+          <w:b/>
+          <w:bCs/>
+        </w:rPr>
+        <w:t xml:space="preserve">Fallback:</w:t>
+      </w:r>
+      <w:r>
+        <w:t xml:space="preserve"> any alert the LLM misses, or returns invalid, gets the deterministic template text instead</w:t>
+      </w:r>
+    </w:p>
+    <w:p>
+      <w:pPr>
+        <w:pStyle w:val="Heading3"/>
+        <w:keepNext/>
+      </w:pPr>
+      <w:r>
+        <w:t xml:space="preserve">System prompt</w:t>
+      </w:r>
+    </w:p>
+    <w:p>
+      <w:pPr>
+        <w:pBdr>
+          <w:top w:val="single" w:color="D9D9D9" w:sz="4" w:space="4"/>
+          <w:left w:val="single" w:color="D9D9D9" w:sz="4" w:space="4"/>
+          <w:bottom w:val="single" w:color="D9D9D9" w:sz="4" w:space="4"/>
+          <w:right w:val="single" w:color="D9D9D9" w:sz="4" w:space="4"/>
+        </w:pBdr>
+        <w:shd w:fill="F2F2F2" w:color="auto" w:val="clear"/>
+        <w:spacing w:after="240" w:before="120" w:line="240"/>
+        <w:ind w:left="100" w:right="100"/>
+      </w:pPr>
+      <w:r>
+        <w:rPr>
+          <w:rFonts w:ascii="Consolas" w:cs="Consolas" w:eastAsia="Consolas" w:hAnsi="Consolas"/>
+          <w:sz w:val="19"/>
+          <w:szCs w:val="19"/>
+        </w:rPr>
+        <w:t xml:space="preserve">You are an SRE assistant on the integration team of a healthcare company. You write the alerts that on-call engineers read when one of the company's APIs misbehaves.</w:t>
+      </w:r>
+      <w:r>
+        <w:rPr>
+          <w:rFonts w:ascii="Consolas" w:cs="Consolas" w:eastAsia="Consolas" w:hAnsi="Consolas"/>
+          <w:sz w:val="19"/>
+          <w:szCs w:val="19"/>
+        </w:rPr>
+        <w:br/>
+        <w:t xml:space="preserve"/>
+      </w:r>
+      <w:r>
+        <w:rPr>
+          <w:rFonts w:ascii="Consolas" w:cs="Consolas" w:eastAsia="Consolas" w:hAnsi="Consolas"/>
+          <w:sz w:val="19"/>
+          <w:szCs w:val="19"/>
+        </w:rPr>
+        <w:br/>
+        <w:t xml:space="preserve">The input is a JSON object with a list of alerts. Each alert has an id, the API name, its severity (warning or critical), occurrences (how many anomalous checks the incident has had so far), the detected issues, the latest metrics, and the thresholds the metrics were checked against. A metric is null when the monitoring data had no valid value for it.</w:t>
+      </w:r>
+      <w:r>
+        <w:rPr>
+          <w:rFonts w:ascii="Consolas" w:cs="Consolas" w:eastAsia="Consolas" w:hAnsi="Consolas"/>
+          <w:sz w:val="19"/>
+          <w:szCs w:val="19"/>
+        </w:rPr>
+        <w:br/>
+        <w:t xml:space="preserve"/>
+      </w:r>
+      <w:r>
+        <w:rPr>
+          <w:rFonts w:ascii="Consolas" w:cs="Consolas" w:eastAsia="Consolas" w:hAnsi="Consolas"/>
+          <w:sz w:val="19"/>
+          <w:szCs w:val="19"/>
+        </w:rPr>
+        <w:br/>
+        <w:t xml:space="preserve">For each alert, write:</w:t>
+      </w:r>
+      <w:r>
+        <w:rPr>
+          <w:rFonts w:ascii="Consolas" w:cs="Consolas" w:eastAsia="Consolas" w:hAnsi="Consolas"/>
+          <w:sz w:val="19"/>
+          <w:szCs w:val="19"/>
+        </w:rPr>
+        <w:br/>
+        <w:t xml:space="preserve">- title: at most 8 words. Name the API and the main problem.</w:t>
+      </w:r>
+      <w:r>
+        <w:rPr>
+          <w:rFonts w:ascii="Consolas" w:cs="Consolas" w:eastAsia="Consolas" w:hAnsi="Consolas"/>
+          <w:sz w:val="19"/>
+          <w:szCs w:val="19"/>
+        </w:rPr>
+        <w:br/>
+        <w:t xml:space="preserve">- message: 1 or 2 sentences, at most 40 words. Name the API, say what went wrong, and give the key numbers exactly as provided (status code, response time in ms, records returned).</w:t>
+      </w:r>
+      <w:r>
+        <w:rPr>
+          <w:rFonts w:ascii="Consolas" w:cs="Consolas" w:eastAsia="Consolas" w:hAnsi="Consolas"/>
+          <w:sz w:val="19"/>
+          <w:szCs w:val="19"/>
+        </w:rPr>
+        <w:br/>
+        <w:t xml:space="preserve">- likelyCause: one sentence on the most likely cause.</w:t>
+      </w:r>
+      <w:r>
+        <w:rPr>
+          <w:rFonts w:ascii="Consolas" w:cs="Consolas" w:eastAsia="Consolas" w:hAnsi="Consolas"/>
+          <w:sz w:val="19"/>
+          <w:szCs w:val="19"/>
+        </w:rPr>
+        <w:br/>
+        <w:t xml:space="preserve">- suggestedAction: one or two concrete steps the on-call engineer can take now, such as checking the upstream provider's status page, inspecting the API's server logs, verifying query filters or pagination, or checking the database connection pool.</w:t>
+      </w:r>
+      <w:r>
+        <w:rPr>
+          <w:rFonts w:ascii="Consolas" w:cs="Consolas" w:eastAsia="Consolas" w:hAnsi="Consolas"/>
+          <w:sz w:val="19"/>
+          <w:szCs w:val="19"/>
+        </w:rPr>
+        <w:br/>
+        <w:t xml:space="preserve"/>
+      </w:r>
+      <w:r>
+        <w:rPr>
+          <w:rFonts w:ascii="Consolas" w:cs="Consolas" w:eastAsia="Consolas" w:hAnsi="Consolas"/>
+          <w:sz w:val="19"/>
+          <w:szCs w:val="19"/>
+        </w:rPr>
+        <w:br/>
+        <w:t xml:space="preserve">Rules:</w:t>
+      </w:r>
+      <w:r>
+        <w:rPr>
+          <w:rFonts w:ascii="Consolas" w:cs="Consolas" w:eastAsia="Consolas" w:hAnsi="Consolas"/>
+          <w:sz w:val="19"/>
+          <w:szCs w:val="19"/>
+        </w:rPr>
+        <w:br/>
+        <w:t xml:space="preserve">- Use only the facts in the input. Never invent numbers, error messages, times or events.</w:t>
+      </w:r>
+      <w:r>
+        <w:rPr>
+          <w:rFonts w:ascii="Consolas" w:cs="Consolas" w:eastAsia="Consolas" w:hAnsi="Consolas"/>
+          <w:sz w:val="19"/>
+          <w:szCs w:val="19"/>
+        </w:rPr>
+        <w:br/>
+        <w:t xml:space="preserve">- Copy numbers exactly as given. Do not round them or change their units.</w:t>
+      </w:r>
+      <w:r>
+        <w:rPr>
+          <w:rFonts w:ascii="Consolas" w:cs="Consolas" w:eastAsia="Consolas" w:hAnsi="Consolas"/>
+          <w:sz w:val="19"/>
+          <w:szCs w:val="19"/>
+        </w:rPr>
+        <w:br/>
+        <w:t xml:space="preserve">- Never state a cause as certain: say "likely" or "possible".</w:t>
+      </w:r>
+      <w:r>
+        <w:rPr>
+          <w:rFonts w:ascii="Consolas" w:cs="Consolas" w:eastAsia="Consolas" w:hAnsi="Consolas"/>
+          <w:sz w:val="19"/>
+          <w:szCs w:val="19"/>
+        </w:rPr>
+        <w:br/>
+        <w:t xml:space="preserve">- Match the tone to the severity: critical alerts are urgent and direct; warnings are calm and factual.</w:t>
+      </w:r>
+      <w:r>
+        <w:rPr>
+          <w:rFonts w:ascii="Consolas" w:cs="Consolas" w:eastAsia="Consolas" w:hAnsi="Consolas"/>
+          <w:sz w:val="19"/>
+          <w:szCs w:val="19"/>
+        </w:rPr>
+        <w:br/>
+        <w:t xml:space="preserve">- If occurrences is greater than 1, say that the problem is recurring.</w:t>
+      </w:r>
+      <w:r>
+        <w:rPr>
+          <w:rFonts w:ascii="Consolas" w:cs="Consolas" w:eastAsia="Consolas" w:hAnsi="Consolas"/>
+          <w:sz w:val="19"/>
+          <w:szCs w:val="19"/>
+        </w:rPr>
+        <w:br/>
+        <w:t xml:space="preserve">- Write plain English: no markdown, emoji or bullet points.</w:t>
+      </w:r>
+      <w:r>
+        <w:rPr>
+          <w:rFonts w:ascii="Consolas" w:cs="Consolas" w:eastAsia="Consolas" w:hAnsi="Consolas"/>
+          <w:sz w:val="19"/>
+          <w:szCs w:val="19"/>
+        </w:rPr>
+        <w:br/>
+        <w:t xml:space="preserve">- Return exactly one alert for each input alert, with the same id.</w:t>
+      </w:r>
+    </w:p>
+    <w:p>
+      <w:pPr>
+        <w:pStyle w:val="Heading3"/>
+        <w:keepNext/>
+      </w:pPr>
+      <w:r>
+        <w:t xml:space="preserve">User message template</w:t>
+      </w:r>
+    </w:p>
+    <w:p>
+      <w:pPr>
+        <w:spacing w:after="140"/>
+      </w:pPr>
+      <w:r>
+        <w:rPr>
+          <w:rFonts w:ascii="Consolas" w:cs="Consolas" w:eastAsia="Consolas" w:hAnsi="Consolas"/>
+          <w:sz w:val="20"/>
+          <w:szCs w:val="20"/>
+          <w:shd w:fill="F2F2F2" w:color="auto" w:val="clear"/>
+        </w:rPr>
+        <w:t xml:space="preserve">{{input}}</w:t>
+      </w:r>
+      <w:r>
+        <w:t xml:space="preserve"> is replaced by the alerts as compact JSON.</w:t>
+      </w:r>
+    </w:p>
+    <w:p>
+      <w:pPr>
+        <w:pBdr>
+          <w:top w:val="single" w:color="D9D9D9" w:sz="4" w:space="4"/>
+          <w:left w:val="single" w:color="D9D9D9" w:sz="4" w:space="4"/>
+          <w:bottom w:val="single" w:color="D9D9D9" w:sz="4" w:space="4"/>
+          <w:right w:val="single" w:color="D9D9D9" w:sz="4" w:space="4"/>
+        </w:pBdr>
+        <w:shd w:fill="F2F2F2" w:color="auto" w:val="clear"/>
+        <w:spacing w:after="240" w:before="120" w:line="240"/>
+        <w:ind w:left="100" w:right="100"/>
+      </w:pPr>
+      <w:r>
+        <w:rPr>
+          <w:rFonts w:ascii="Consolas" w:cs="Consolas" w:eastAsia="Consolas" w:hAnsi="Consolas"/>
+          <w:sz w:val="19"/>
+          <w:szCs w:val="19"/>
+        </w:rPr>
+        <w:t xml:space="preserve">Write the alerts for this input:</w:t>
+      </w:r>
+      <w:r>
+        <w:rPr>
+          <w:rFonts w:ascii="Consolas" w:cs="Consolas" w:eastAsia="Consolas" w:hAnsi="Consolas"/>
+          <w:sz w:val="19"/>
+          <w:szCs w:val="19"/>
+        </w:rPr>
+        <w:br/>
+        <w:t xml:space="preserve"/>
+      </w:r>
+      <w:r>
+        <w:rPr>
+          <w:rFonts w:ascii="Consolas" w:cs="Consolas" w:eastAsia="Consolas" w:hAnsi="Consolas"/>
+          <w:sz w:val="19"/>
+          <w:szCs w:val="19"/>
+        </w:rPr>
+        <w:br/>
+        <w:t xml:space="preserve">{{input}}</w:t>
+      </w:r>
+    </w:p>
+    <w:p>
+      <w:pPr>
+        <w:spacing w:after="140"/>
+      </w:pPr>
+      <w:r>
+        <w:t xml:space="preserve">Example </w:t>
+      </w:r>
+      <w:r>
+        <w:rPr>
+          <w:rFonts w:ascii="Consolas" w:cs="Consolas" w:eastAsia="Consolas" w:hAnsi="Consolas"/>
+          <w:sz w:val="20"/>
+          <w:szCs w:val="20"/>
+          <w:shd w:fill="F2F2F2" w:color="auto" w:val="clear"/>
+        </w:rPr>
+        <w:t xml:space="preserve">{{input}}</w:t>
+      </w:r>
+      <w:r>
+        <w:t xml:space="preserve"> for the task's AppointmentAPI result (pretty-printed here):</w:t>
+      </w:r>
+    </w:p>
+    <w:p>
+      <w:pPr>
+        <w:pBdr>
+          <w:top w:val="single" w:color="D9D9D9" w:sz="4" w:space="4"/>
+          <w:left w:val="single" w:color="D9D9D9" w:sz="4" w:space="4"/>
+          <w:bottom w:val="single" w:color="D9D9D9" w:sz="4" w:space="4"/>
+          <w:right w:val="single" w:color="D9D9D9" w:sz="4" w:space="4"/>
+        </w:pBdr>
+        <w:shd w:fill="F2F2F2" w:color="auto" w:val="clear"/>
+        <w:spacing w:after="240" w:before="120" w:line="240"/>
+        <w:ind w:left="100" w:right="100"/>
+      </w:pPr>
+      <w:r>
+        <w:rPr>
+          <w:rFonts w:ascii="Consolas" w:cs="Consolas" w:eastAsia="Consolas" w:hAnsi="Consolas"/>
+          <w:sz w:val="19"/>
+          <w:szCs w:val="19"/>
+        </w:rPr>
+        <w:t xml:space="preserve">{</w:t>
+      </w:r>
+      <w:r>
+        <w:rPr>
+          <w:rFonts w:ascii="Consolas" w:cs="Consolas" w:eastAsia="Consolas" w:hAnsi="Consolas"/>
+          <w:sz w:val="19"/>
+          <w:szCs w:val="19"/>
+        </w:rPr>
+        <w:br/>
+        <w:t xml:space="preserve">  "alerts": [</w:t>
+      </w:r>
+      <w:r>
+        <w:rPr>
+          <w:rFonts w:ascii="Consolas" w:cs="Consolas" w:eastAsia="Consolas" w:hAnsi="Consolas"/>
+          <w:sz w:val="19"/>
+          <w:szCs w:val="19"/>
+        </w:rPr>
+        <w:br/>
+        <w:t xml:space="preserve">    {</w:t>
+      </w:r>
+      <w:r>
+        <w:rPr>
+          <w:rFonts w:ascii="Consolas" w:cs="Consolas" w:eastAsia="Consolas" w:hAnsi="Consolas"/>
+          <w:sz w:val="19"/>
+          <w:szCs w:val="19"/>
+        </w:rPr>
+        <w:br/>
+        <w:t xml:space="preserve">      "id": "6650f0c2a1b2c3d4e5f60718",</w:t>
+      </w:r>
+      <w:r>
+        <w:rPr>
+          <w:rFonts w:ascii="Consolas" w:cs="Consolas" w:eastAsia="Consolas" w:hAnsi="Consolas"/>
+          <w:sz w:val="19"/>
+          <w:szCs w:val="19"/>
+        </w:rPr>
+        <w:br/>
+        <w:t xml:space="preserve">      "apiName": "AppointmentAPI",</w:t>
+      </w:r>
+      <w:r>
+        <w:rPr>
+          <w:rFonts w:ascii="Consolas" w:cs="Consolas" w:eastAsia="Consolas" w:hAnsi="Consolas"/>
+          <w:sz w:val="19"/>
+          <w:szCs w:val="19"/>
+        </w:rPr>
+        <w:br/>
+        <w:t xml:space="preserve">      "severity": "critical",</w:t>
+      </w:r>
+      <w:r>
+        <w:rPr>
+          <w:rFonts w:ascii="Consolas" w:cs="Consolas" w:eastAsia="Consolas" w:hAnsi="Consolas"/>
+          <w:sz w:val="19"/>
+          <w:szCs w:val="19"/>
+        </w:rPr>
+        <w:br/>
+        <w:t xml:space="preserve">      "occurrences": 1,</w:t>
+      </w:r>
+      <w:r>
+        <w:rPr>
+          <w:rFonts w:ascii="Consolas" w:cs="Consolas" w:eastAsia="Consolas" w:hAnsi="Consolas"/>
+          <w:sz w:val="19"/>
+          <w:szCs w:val="19"/>
+        </w:rPr>
+        <w:br/>
+        <w:t xml:space="preserve">      "issues": [</w:t>
+      </w:r>
+      <w:r>
+        <w:rPr>
+          <w:rFonts w:ascii="Consolas" w:cs="Consolas" w:eastAsia="Consolas" w:hAnsi="Consolas"/>
+          <w:sz w:val="19"/>
+          <w:szCs w:val="19"/>
+        </w:rPr>
+        <w:br/>
+        <w:t xml:space="preserve">        {</w:t>
+      </w:r>
+      <w:r>
+        <w:rPr>
+          <w:rFonts w:ascii="Consolas" w:cs="Consolas" w:eastAsia="Consolas" w:hAnsi="Consolas"/>
+          <w:sz w:val="19"/>
+          <w:szCs w:val="19"/>
+        </w:rPr>
+        <w:br/>
+        <w:t xml:space="preserve">          "type": "SERVER_ERROR",</w:t>
+      </w:r>
+      <w:r>
+        <w:rPr>
+          <w:rFonts w:ascii="Consolas" w:cs="Consolas" w:eastAsia="Consolas" w:hAnsi="Consolas"/>
+          <w:sz w:val="19"/>
+          <w:szCs w:val="19"/>
+        </w:rPr>
+        <w:br/>
+        <w:t xml:space="preserve">          "severity": "critical",</w:t>
+      </w:r>
+      <w:r>
+        <w:rPr>
+          <w:rFonts w:ascii="Consolas" w:cs="Consolas" w:eastAsia="Consolas" w:hAnsi="Consolas"/>
+          <w:sz w:val="19"/>
+          <w:szCs w:val="19"/>
+        </w:rPr>
+        <w:br/>
+        <w:t xml:space="preserve">          "detail": "HTTP 500 server error"</w:t>
+      </w:r>
+      <w:r>
+        <w:rPr>
+          <w:rFonts w:ascii="Consolas" w:cs="Consolas" w:eastAsia="Consolas" w:hAnsi="Consolas"/>
+          <w:sz w:val="19"/>
+          <w:szCs w:val="19"/>
+        </w:rPr>
+        <w:br/>
+        <w:t xml:space="preserve">        },</w:t>
+      </w:r>
+      <w:r>
+        <w:rPr>
+          <w:rFonts w:ascii="Consolas" w:cs="Consolas" w:eastAsia="Consolas" w:hAnsi="Consolas"/>
+          <w:sz w:val="19"/>
+          <w:szCs w:val="19"/>
+        </w:rPr>
+        <w:br/>
+        <w:t xml:space="preserve">        {</w:t>
+      </w:r>
+      <w:r>
+        <w:rPr>
+          <w:rFonts w:ascii="Consolas" w:cs="Consolas" w:eastAsia="Consolas" w:hAnsi="Consolas"/>
+          <w:sz w:val="19"/>
+          <w:szCs w:val="19"/>
+        </w:rPr>
+        <w:br/>
+        <w:t xml:space="preserve">          "type": "HIGH_LATENCY",</w:t>
+      </w:r>
+      <w:r>
+        <w:rPr>
+          <w:rFonts w:ascii="Consolas" w:cs="Consolas" w:eastAsia="Consolas" w:hAnsi="Consolas"/>
+          <w:sz w:val="19"/>
+          <w:szCs w:val="19"/>
+        </w:rPr>
+        <w:br/>
+        <w:t xml:space="preserve">          "severity": "critical",</w:t>
+      </w:r>
+      <w:r>
+        <w:rPr>
+          <w:rFonts w:ascii="Consolas" w:cs="Consolas" w:eastAsia="Consolas" w:hAnsi="Consolas"/>
+          <w:sz w:val="19"/>
+          <w:szCs w:val="19"/>
+        </w:rPr>
+        <w:br/>
+        <w:t xml:space="preserve">          "detail": "Response time 5500 ms is above the 5000 ms critical threshold"</w:t>
+      </w:r>
+      <w:r>
+        <w:rPr>
+          <w:rFonts w:ascii="Consolas" w:cs="Consolas" w:eastAsia="Consolas" w:hAnsi="Consolas"/>
+          <w:sz w:val="19"/>
+          <w:szCs w:val="19"/>
+        </w:rPr>
+        <w:br/>
+        <w:t xml:space="preserve">        },</w:t>
+      </w:r>
+      <w:r>
+        <w:rPr>
+          <w:rFonts w:ascii="Consolas" w:cs="Consolas" w:eastAsia="Consolas" w:hAnsi="Consolas"/>
+          <w:sz w:val="19"/>
+          <w:szCs w:val="19"/>
+        </w:rPr>
+        <w:br/>
+        <w:t xml:space="preserve">        {</w:t>
+      </w:r>
+      <w:r>
+        <w:rPr>
+          <w:rFonts w:ascii="Consolas" w:cs="Consolas" w:eastAsia="Consolas" w:hAnsi="Consolas"/>
+          <w:sz w:val="19"/>
+          <w:szCs w:val="19"/>
+        </w:rPr>
+        <w:br/>
+        <w:t xml:space="preserve">          "type": "EMPTY_DATA",</w:t>
+      </w:r>
+      <w:r>
+        <w:rPr>
+          <w:rFonts w:ascii="Consolas" w:cs="Consolas" w:eastAsia="Consolas" w:hAnsi="Consolas"/>
+          <w:sz w:val="19"/>
+          <w:szCs w:val="19"/>
+        </w:rPr>
+        <w:br/>
+        <w:t xml:space="preserve">          "severity": "warning",</w:t>
+      </w:r>
+      <w:r>
+        <w:rPr>
+          <w:rFonts w:ascii="Consolas" w:cs="Consolas" w:eastAsia="Consolas" w:hAnsi="Consolas"/>
+          <w:sz w:val="19"/>
+          <w:szCs w:val="19"/>
+        </w:rPr>
+        <w:br/>
+        <w:t xml:space="preserve">          "detail": "Returned 0 records"</w:t>
+      </w:r>
+      <w:r>
+        <w:rPr>
+          <w:rFonts w:ascii="Consolas" w:cs="Consolas" w:eastAsia="Consolas" w:hAnsi="Consolas"/>
+          <w:sz w:val="19"/>
+          <w:szCs w:val="19"/>
+        </w:rPr>
+        <w:br/>
+        <w:t xml:space="preserve">        }</w:t>
+      </w:r>
+      <w:r>
+        <w:rPr>
+          <w:rFonts w:ascii="Consolas" w:cs="Consolas" w:eastAsia="Consolas" w:hAnsi="Consolas"/>
+          <w:sz w:val="19"/>
+          <w:szCs w:val="19"/>
+        </w:rPr>
+        <w:br/>
+        <w:t xml:space="preserve">      ],</w:t>
+      </w:r>
+      <w:r>
+        <w:rPr>
+          <w:rFonts w:ascii="Consolas" w:cs="Consolas" w:eastAsia="Consolas" w:hAnsi="Consolas"/>
+          <w:sz w:val="19"/>
+          <w:szCs w:val="19"/>
+        </w:rPr>
+        <w:br/>
+        <w:t xml:space="preserve">      "metrics": {</w:t>
+      </w:r>
+      <w:r>
+        <w:rPr>
+          <w:rFonts w:ascii="Consolas" w:cs="Consolas" w:eastAsia="Consolas" w:hAnsi="Consolas"/>
+          <w:sz w:val="19"/>
+          <w:szCs w:val="19"/>
+        </w:rPr>
+        <w:br/>
+        <w:t xml:space="preserve">        "statusCode": 500,</w:t>
+      </w:r>
+      <w:r>
+        <w:rPr>
+          <w:rFonts w:ascii="Consolas" w:cs="Consolas" w:eastAsia="Consolas" w:hAnsi="Consolas"/>
+          <w:sz w:val="19"/>
+          <w:szCs w:val="19"/>
+        </w:rPr>
+        <w:br/>
+        <w:t xml:space="preserve">        "responseTimeMs": 5500,</w:t>
+      </w:r>
+      <w:r>
+        <w:rPr>
+          <w:rFonts w:ascii="Consolas" w:cs="Consolas" w:eastAsia="Consolas" w:hAnsi="Consolas"/>
+          <w:sz w:val="19"/>
+          <w:szCs w:val="19"/>
+        </w:rPr>
+        <w:br/>
+        <w:t xml:space="preserve">        "recordsReturned": 0</w:t>
+      </w:r>
+      <w:r>
+        <w:rPr>
+          <w:rFonts w:ascii="Consolas" w:cs="Consolas" w:eastAsia="Consolas" w:hAnsi="Consolas"/>
+          <w:sz w:val="19"/>
+          <w:szCs w:val="19"/>
+        </w:rPr>
+        <w:br/>
+        <w:t xml:space="preserve">      },</w:t>
+      </w:r>
+      <w:r>
+        <w:rPr>
+          <w:rFonts w:ascii="Consolas" w:cs="Consolas" w:eastAsia="Consolas" w:hAnsi="Consolas"/>
+          <w:sz w:val="19"/>
+          <w:szCs w:val="19"/>
+        </w:rPr>
+        <w:br/>
+        <w:t xml:space="preserve">      "thresholds": {</w:t>
+      </w:r>
+      <w:r>
+        <w:rPr>
+          <w:rFonts w:ascii="Consolas" w:cs="Consolas" w:eastAsia="Consolas" w:hAnsi="Consolas"/>
+          <w:sz w:val="19"/>
+          <w:szCs w:val="19"/>
+        </w:rPr>
+        <w:br/>
+        <w:t xml:space="preserve">        "latencyWarningMs": 2000,</w:t>
+      </w:r>
+      <w:r>
+        <w:rPr>
+          <w:rFonts w:ascii="Consolas" w:cs="Consolas" w:eastAsia="Consolas" w:hAnsi="Consolas"/>
+          <w:sz w:val="19"/>
+          <w:szCs w:val="19"/>
+        </w:rPr>
+        <w:br/>
+        <w:t xml:space="preserve">        "latencyCriticalMs": 5000,</w:t>
+      </w:r>
+      <w:r>
+        <w:rPr>
+          <w:rFonts w:ascii="Consolas" w:cs="Consolas" w:eastAsia="Consolas" w:hAnsi="Consolas"/>
+          <w:sz w:val="19"/>
+          <w:szCs w:val="19"/>
+        </w:rPr>
+        <w:br/>
+        <w:t xml:space="preserve">        "expectRecords": true</w:t>
+      </w:r>
+      <w:r>
+        <w:rPr>
+          <w:rFonts w:ascii="Consolas" w:cs="Consolas" w:eastAsia="Consolas" w:hAnsi="Consolas"/>
+          <w:sz w:val="19"/>
+          <w:szCs w:val="19"/>
+        </w:rPr>
+        <w:br/>
+        <w:t xml:space="preserve">      }</w:t>
+      </w:r>
+      <w:r>
+        <w:rPr>
+          <w:rFonts w:ascii="Consolas" w:cs="Consolas" w:eastAsia="Consolas" w:hAnsi="Consolas"/>
+          <w:sz w:val="19"/>
+          <w:szCs w:val="19"/>
+        </w:rPr>
+        <w:br/>
+        <w:t xml:space="preserve">    }</w:t>
+      </w:r>
+      <w:r>
+        <w:rPr>
+          <w:rFonts w:ascii="Consolas" w:cs="Consolas" w:eastAsia="Consolas" w:hAnsi="Consolas"/>
+          <w:sz w:val="19"/>
+          <w:szCs w:val="19"/>
+        </w:rPr>
+        <w:br/>
+        <w:t xml:space="preserve">  ]</w:t>
+      </w:r>
+      <w:r>
+        <w:rPr>
+          <w:rFonts w:ascii="Consolas" w:cs="Consolas" w:eastAsia="Consolas" w:hAnsi="Consolas"/>
+          <w:sz w:val="19"/>
+          <w:szCs w:val="19"/>
+        </w:rPr>
+        <w:br/>
+        <w:t xml:space="preserve">}</w:t>
       </w:r>
     </w:p>
     <w:p>

--- a/AI_Prompts.docx
+++ b/AI_Prompts.docx
@@ -838,31 +838,11 @@
     </w:p>
     <w:p>
       <w:pPr>
-        <w:pStyle w:val="Heading2"/>
+        <w:pStyle w:val="Heading3"/>
         <w:keepNext/>
       </w:pPr>
       <w:r>
-        <w:t xml:space="preserve">Runtime LLM prompt</w:t>
-      </w:r>
-    </w:p>
-    <w:p>
-      <w:pPr>
-        <w:spacing w:after="140"/>
-      </w:pPr>
-      <w:r>
-        <w:t xml:space="preserve">The backend sends this to the OpenAI Chat Completions API for every alert that needs text (</w:t>
-      </w:r>
-      <w:r>
-        <w:rPr>
-          <w:rFonts w:ascii="Consolas" w:cs="Consolas" w:eastAsia="Consolas" w:hAnsi="Consolas"/>
-          <w:sz w:val="20"/>
-          <w:szCs w:val="20"/>
-          <w:shd w:fill="F2F2F2" w:color="auto" w:val="clear"/>
-        </w:rPr>
-        <w:t xml:space="preserve">backend/src/services/llm/prompts.ts</w:t>
-      </w:r>
-      <w:r>
-        <w:t xml:space="preserve">):</w:t>
+        <w:t xml:space="preserve">Prompt 4 — Phase 3: Frontend</w:t>
       </w:r>
     </w:p>
     <w:p>
@@ -879,46 +859,10 @@
           <w:b/>
           <w:bCs/>
         </w:rPr>
-        <w:t xml:space="preserve">Model:</w:t>
-      </w:r>
-      <w:r>
-        <w:t xml:space="preserve"> </w:t>
-      </w:r>
-      <w:r>
-        <w:rPr>
-          <w:rFonts w:ascii="Consolas" w:cs="Consolas" w:eastAsia="Consolas" w:hAnsi="Consolas"/>
-          <w:sz w:val="20"/>
-          <w:szCs w:val="20"/>
-          <w:shd w:fill="F2F2F2" w:color="auto" w:val="clear"/>
-        </w:rPr>
-        <w:t xml:space="preserve">OPENAI_MODEL</w:t>
-      </w:r>
-      <w:r>
-        <w:t xml:space="preserve"> (default </w:t>
-      </w:r>
-      <w:r>
-        <w:rPr>
-          <w:rFonts w:ascii="Consolas" w:cs="Consolas" w:eastAsia="Consolas" w:hAnsi="Consolas"/>
-          <w:sz w:val="20"/>
-          <w:szCs w:val="20"/>
-          <w:shd w:fill="F2F2F2" w:color="auto" w:val="clear"/>
-        </w:rPr>
-        <w:t xml:space="preserve">gpt-4o-mini</w:t>
-      </w:r>
-      <w:r>
-        <w:t xml:space="preserve">), temperature 0.2, timeout </w:t>
-      </w:r>
-      <w:r>
-        <w:rPr>
-          <w:rFonts w:ascii="Consolas" w:cs="Consolas" w:eastAsia="Consolas" w:hAnsi="Consolas"/>
-          <w:sz w:val="20"/>
-          <w:szCs w:val="20"/>
-          <w:shd w:fill="F2F2F2" w:color="auto" w:val="clear"/>
-        </w:rPr>
-        <w:t xml:space="preserve">LLM_TIMEOUT_MS</w:t>
-      </w:r>
-      <w:r>
-        <w:t xml:space="preserve"> with 1 retry</w:t>
+        <w:t xml:space="preserve">Date and time:</w:t>
+      </w:r>
+      <w:r>
+        <w:t xml:space="preserve"> 2026-10-24 20:02 (UTC+06:00)</w:t>
       </w:r>
     </w:p>
     <w:p>
@@ -935,124 +879,10 @@
           <w:b/>
           <w:bCs/>
         </w:rPr>
-        <w:t xml:space="preserve">Output:</w:t>
-      </w:r>
-      <w:r>
-        <w:t xml:space="preserve"> structured outputs with a strict JSON schema named </w:t>
-      </w:r>
-      <w:r>
-        <w:rPr>
-          <w:rFonts w:ascii="Consolas" w:cs="Consolas" w:eastAsia="Consolas" w:hAnsi="Consolas"/>
-          <w:sz w:val="20"/>
-          <w:szCs w:val="20"/>
-          <w:shd w:fill="F2F2F2" w:color="auto" w:val="clear"/>
-        </w:rPr>
-        <w:t xml:space="preserve">alert_texts</w:t>
-      </w:r>
-      <w:r>
-        <w:t xml:space="preserve">: an </w:t>
-      </w:r>
-      <w:r>
-        <w:rPr>
-          <w:rFonts w:ascii="Consolas" w:cs="Consolas" w:eastAsia="Consolas" w:hAnsi="Consolas"/>
-          <w:sz w:val="20"/>
-          <w:szCs w:val="20"/>
-          <w:shd w:fill="F2F2F2" w:color="auto" w:val="clear"/>
-        </w:rPr>
-        <w:t xml:space="preserve">alerts</w:t>
-      </w:r>
-      <w:r>
-        <w:t xml:space="preserve"> array of </w:t>
-      </w:r>
-      <w:r>
-        <w:rPr>
-          <w:rFonts w:ascii="Consolas" w:cs="Consolas" w:eastAsia="Consolas" w:hAnsi="Consolas"/>
-          <w:sz w:val="20"/>
-          <w:szCs w:val="20"/>
-          <w:shd w:fill="F2F2F2" w:color="auto" w:val="clear"/>
-        </w:rPr>
-        <w:t xml:space="preserve">{ id, title, message, likelyCause, suggestedAction }</w:t>
-      </w:r>
-    </w:p>
-    <w:p>
-      <w:pPr>
-        <w:pStyle w:val="ListParagraph"/>
-        <w:numPr>
-          <w:ilvl w:val="0"/>
-          <w:numId w:val="2"/>
-        </w:numPr>
-        <w:spacing w:after="80"/>
-      </w:pPr>
-      <w:r>
-        <w:rPr>
-          <w:b/>
-          <w:bCs/>
-        </w:rPr>
-        <w:t xml:space="preserve">Batching:</w:t>
-      </w:r>
-      <w:r>
-        <w:t xml:space="preserve"> one call per </w:t>
-      </w:r>
-      <w:r>
-        <w:rPr>
-          <w:rFonts w:ascii="Consolas" w:cs="Consolas" w:eastAsia="Consolas" w:hAnsi="Consolas"/>
-          <w:sz w:val="20"/>
-          <w:szCs w:val="20"/>
-          <w:shd w:fill="F2F2F2" w:color="auto" w:val="clear"/>
-        </w:rPr>
-        <w:t xml:space="preserve">LLM_BATCH_SIZE</w:t>
-      </w:r>
-      <w:r>
-        <w:t xml:space="preserve"> alerts (default 20)</w:t>
-      </w:r>
-    </w:p>
-    <w:p>
-      <w:pPr>
-        <w:pStyle w:val="ListParagraph"/>
-        <w:numPr>
-          <w:ilvl w:val="0"/>
-          <w:numId w:val="2"/>
-        </w:numPr>
-        <w:spacing w:after="80"/>
-      </w:pPr>
-      <w:r>
-        <w:rPr>
-          <w:b/>
-          <w:bCs/>
-        </w:rPr>
-        <w:t xml:space="preserve">Privacy:</w:t>
-      </w:r>
-      <w:r>
-        <w:t xml:space="preserve"> only the fields in the user message below are sent, never raw payloads</w:t>
-      </w:r>
-    </w:p>
-    <w:p>
-      <w:pPr>
-        <w:pStyle w:val="ListParagraph"/>
-        <w:numPr>
-          <w:ilvl w:val="0"/>
-          <w:numId w:val="2"/>
-        </w:numPr>
-        <w:spacing w:after="80"/>
-      </w:pPr>
-      <w:r>
-        <w:rPr>
-          <w:b/>
-          <w:bCs/>
-        </w:rPr>
-        <w:t xml:space="preserve">Fallback:</w:t>
-      </w:r>
-      <w:r>
-        <w:t xml:space="preserve"> any alert the LLM misses, or returns invalid, gets the deterministic template text instead</w:t>
-      </w:r>
-    </w:p>
-    <w:p>
-      <w:pPr>
-        <w:pStyle w:val="Heading3"/>
-        <w:keepNext/>
-      </w:pPr>
-      <w:r>
-        <w:t xml:space="preserve">System prompt</w:t>
+        <w:t xml:space="preserve">Phase:</w:t>
+      </w:r>
+      <w:r>
+        <w:t xml:space="preserve"> 3 — Frontend</w:t>
       </w:r>
     </w:p>
     <w:p>
@@ -1073,6 +903,297 @@
           <w:sz w:val="19"/>
           <w:szCs w:val="19"/>
         </w:rPr>
+        <w:t xml:space="preserve">Do Phase 3 (Frontend) from BUILD_SPEC.md. Log this prompt. Make it look clean and professional. Test the full flow against the running backend, commit, and summarize.</w:t>
+      </w:r>
+    </w:p>
+    <w:p>
+      <w:pPr>
+        <w:spacing w:after="140"/>
+      </w:pPr>
+      <w:r>
+        <w:rPr>
+          <w:b/>
+          <w:bCs/>
+        </w:rPr>
+        <w:t xml:space="preserve">Outcome:</w:t>
+      </w:r>
+    </w:p>
+    <w:p>
+      <w:pPr>
+        <w:pStyle w:val="ListParagraph"/>
+        <w:numPr>
+          <w:ilvl w:val="0"/>
+          <w:numId w:val="2"/>
+        </w:numPr>
+        <w:spacing w:after="80"/>
+      </w:pPr>
+      <w:r>
+        <w:t xml:space="preserve">Built the dashboard: a status banner, stat tiles, an API health strip with tooltips, alert cards with filters and an optimistic resolve, a "Run a check" panel, light and dark mode, and loading, empty and offline states.</w:t>
+      </w:r>
+    </w:p>
+    <w:p>
+      <w:pPr>
+        <w:pStyle w:val="ListParagraph"/>
+        <w:numPr>
+          <w:ilvl w:val="0"/>
+          <w:numId w:val="2"/>
+        </w:numPr>
+        <w:spacing w:after="80"/>
+      </w:pPr>
+      <w:r>
+        <w:t xml:space="preserve">Tested the full flow in headless Edge against the running backend in AI mode (48 checks): submit the sample, alerts appear, resolve one, the recovery batch auto-resolves the rest; plus the offline state.</w:t>
+      </w:r>
+    </w:p>
+    <w:p>
+      <w:pPr>
+        <w:pStyle w:val="ListParagraph"/>
+        <w:numPr>
+          <w:ilvl w:val="0"/>
+          <w:numId w:val="2"/>
+        </w:numPr>
+        <w:spacing w:after="80"/>
+      </w:pPr>
+      <w:r>
+        <w:t xml:space="preserve">After reviewing real AI output, tightened the runtime LLM prompt (no "null", sentence-case titles, complete sentences), then committed.</w:t>
+      </w:r>
+    </w:p>
+    <w:p>
+      <w:pPr>
+        <w:pStyle w:val="Heading2"/>
+        <w:keepNext/>
+      </w:pPr>
+      <w:r>
+        <w:t xml:space="preserve">Runtime LLM prompt</w:t>
+      </w:r>
+    </w:p>
+    <w:p>
+      <w:pPr>
+        <w:spacing w:after="140"/>
+      </w:pPr>
+      <w:r>
+        <w:t xml:space="preserve">The backend sends this to the OpenAI Chat Completions API for every alert that needs text (</w:t>
+      </w:r>
+      <w:r>
+        <w:rPr>
+          <w:rFonts w:ascii="Consolas" w:cs="Consolas" w:eastAsia="Consolas" w:hAnsi="Consolas"/>
+          <w:sz w:val="20"/>
+          <w:szCs w:val="20"/>
+          <w:shd w:fill="F2F2F2" w:color="auto" w:val="clear"/>
+        </w:rPr>
+        <w:t xml:space="preserve">backend/src/services/llm/prompts.ts</w:t>
+      </w:r>
+      <w:r>
+        <w:t xml:space="preserve">):</w:t>
+      </w:r>
+    </w:p>
+    <w:p>
+      <w:pPr>
+        <w:pStyle w:val="ListParagraph"/>
+        <w:numPr>
+          <w:ilvl w:val="0"/>
+          <w:numId w:val="2"/>
+        </w:numPr>
+        <w:spacing w:after="80"/>
+      </w:pPr>
+      <w:r>
+        <w:rPr>
+          <w:b/>
+          <w:bCs/>
+        </w:rPr>
+        <w:t xml:space="preserve">Model:</w:t>
+      </w:r>
+      <w:r>
+        <w:t xml:space="preserve"> </w:t>
+      </w:r>
+      <w:r>
+        <w:rPr>
+          <w:rFonts w:ascii="Consolas" w:cs="Consolas" w:eastAsia="Consolas" w:hAnsi="Consolas"/>
+          <w:sz w:val="20"/>
+          <w:szCs w:val="20"/>
+          <w:shd w:fill="F2F2F2" w:color="auto" w:val="clear"/>
+        </w:rPr>
+        <w:t xml:space="preserve">OPENAI_MODEL</w:t>
+      </w:r>
+      <w:r>
+        <w:t xml:space="preserve"> (default </w:t>
+      </w:r>
+      <w:r>
+        <w:rPr>
+          <w:rFonts w:ascii="Consolas" w:cs="Consolas" w:eastAsia="Consolas" w:hAnsi="Consolas"/>
+          <w:sz w:val="20"/>
+          <w:szCs w:val="20"/>
+          <w:shd w:fill="F2F2F2" w:color="auto" w:val="clear"/>
+        </w:rPr>
+        <w:t xml:space="preserve">gpt-4o-mini</w:t>
+      </w:r>
+      <w:r>
+        <w:t xml:space="preserve">), temperature 0.2, timeout </w:t>
+      </w:r>
+      <w:r>
+        <w:rPr>
+          <w:rFonts w:ascii="Consolas" w:cs="Consolas" w:eastAsia="Consolas" w:hAnsi="Consolas"/>
+          <w:sz w:val="20"/>
+          <w:szCs w:val="20"/>
+          <w:shd w:fill="F2F2F2" w:color="auto" w:val="clear"/>
+        </w:rPr>
+        <w:t xml:space="preserve">LLM_TIMEOUT_MS</w:t>
+      </w:r>
+      <w:r>
+        <w:t xml:space="preserve"> with 1 retry</w:t>
+      </w:r>
+    </w:p>
+    <w:p>
+      <w:pPr>
+        <w:pStyle w:val="ListParagraph"/>
+        <w:numPr>
+          <w:ilvl w:val="0"/>
+          <w:numId w:val="2"/>
+        </w:numPr>
+        <w:spacing w:after="80"/>
+      </w:pPr>
+      <w:r>
+        <w:rPr>
+          <w:b/>
+          <w:bCs/>
+        </w:rPr>
+        <w:t xml:space="preserve">Output:</w:t>
+      </w:r>
+      <w:r>
+        <w:t xml:space="preserve"> structured outputs with a strict JSON schema named </w:t>
+      </w:r>
+      <w:r>
+        <w:rPr>
+          <w:rFonts w:ascii="Consolas" w:cs="Consolas" w:eastAsia="Consolas" w:hAnsi="Consolas"/>
+          <w:sz w:val="20"/>
+          <w:szCs w:val="20"/>
+          <w:shd w:fill="F2F2F2" w:color="auto" w:val="clear"/>
+        </w:rPr>
+        <w:t xml:space="preserve">alert_texts</w:t>
+      </w:r>
+      <w:r>
+        <w:t xml:space="preserve">: an </w:t>
+      </w:r>
+      <w:r>
+        <w:rPr>
+          <w:rFonts w:ascii="Consolas" w:cs="Consolas" w:eastAsia="Consolas" w:hAnsi="Consolas"/>
+          <w:sz w:val="20"/>
+          <w:szCs w:val="20"/>
+          <w:shd w:fill="F2F2F2" w:color="auto" w:val="clear"/>
+        </w:rPr>
+        <w:t xml:space="preserve">alerts</w:t>
+      </w:r>
+      <w:r>
+        <w:t xml:space="preserve"> array of </w:t>
+      </w:r>
+      <w:r>
+        <w:rPr>
+          <w:rFonts w:ascii="Consolas" w:cs="Consolas" w:eastAsia="Consolas" w:hAnsi="Consolas"/>
+          <w:sz w:val="20"/>
+          <w:szCs w:val="20"/>
+          <w:shd w:fill="F2F2F2" w:color="auto" w:val="clear"/>
+        </w:rPr>
+        <w:t xml:space="preserve">{ id, title, message, likelyCause, suggestedAction }</w:t>
+      </w:r>
+    </w:p>
+    <w:p>
+      <w:pPr>
+        <w:pStyle w:val="ListParagraph"/>
+        <w:numPr>
+          <w:ilvl w:val="0"/>
+          <w:numId w:val="2"/>
+        </w:numPr>
+        <w:spacing w:after="80"/>
+      </w:pPr>
+      <w:r>
+        <w:rPr>
+          <w:b/>
+          <w:bCs/>
+        </w:rPr>
+        <w:t xml:space="preserve">Batching:</w:t>
+      </w:r>
+      <w:r>
+        <w:t xml:space="preserve"> one call per </w:t>
+      </w:r>
+      <w:r>
+        <w:rPr>
+          <w:rFonts w:ascii="Consolas" w:cs="Consolas" w:eastAsia="Consolas" w:hAnsi="Consolas"/>
+          <w:sz w:val="20"/>
+          <w:szCs w:val="20"/>
+          <w:shd w:fill="F2F2F2" w:color="auto" w:val="clear"/>
+        </w:rPr>
+        <w:t xml:space="preserve">LLM_BATCH_SIZE</w:t>
+      </w:r>
+      <w:r>
+        <w:t xml:space="preserve"> alerts (default 20)</w:t>
+      </w:r>
+    </w:p>
+    <w:p>
+      <w:pPr>
+        <w:pStyle w:val="ListParagraph"/>
+        <w:numPr>
+          <w:ilvl w:val="0"/>
+          <w:numId w:val="2"/>
+        </w:numPr>
+        <w:spacing w:after="80"/>
+      </w:pPr>
+      <w:r>
+        <w:rPr>
+          <w:b/>
+          <w:bCs/>
+        </w:rPr>
+        <w:t xml:space="preserve">Privacy:</w:t>
+      </w:r>
+      <w:r>
+        <w:t xml:space="preserve"> only the fields in the user message below are sent, never raw payloads</w:t>
+      </w:r>
+    </w:p>
+    <w:p>
+      <w:pPr>
+        <w:pStyle w:val="ListParagraph"/>
+        <w:numPr>
+          <w:ilvl w:val="0"/>
+          <w:numId w:val="2"/>
+        </w:numPr>
+        <w:spacing w:after="80"/>
+      </w:pPr>
+      <w:r>
+        <w:rPr>
+          <w:b/>
+          <w:bCs/>
+        </w:rPr>
+        <w:t xml:space="preserve">Fallback:</w:t>
+      </w:r>
+      <w:r>
+        <w:t xml:space="preserve"> any alert the LLM misses, or returns invalid, gets the deterministic template text instead</w:t>
+      </w:r>
+    </w:p>
+    <w:p>
+      <w:pPr>
+        <w:pStyle w:val="Heading3"/>
+        <w:keepNext/>
+      </w:pPr>
+      <w:r>
+        <w:t xml:space="preserve">System prompt</w:t>
+      </w:r>
+    </w:p>
+    <w:p>
+      <w:pPr>
+        <w:pBdr>
+          <w:top w:val="single" w:color="D9D9D9" w:sz="4" w:space="4"/>
+          <w:left w:val="single" w:color="D9D9D9" w:sz="4" w:space="4"/>
+          <w:bottom w:val="single" w:color="D9D9D9" w:sz="4" w:space="4"/>
+          <w:right w:val="single" w:color="D9D9D9" w:sz="4" w:space="4"/>
+        </w:pBdr>
+        <w:shd w:fill="F2F2F2" w:color="auto" w:val="clear"/>
+        <w:spacing w:after="240" w:before="120" w:line="240"/>
+        <w:ind w:left="100" w:right="100"/>
+      </w:pPr>
+      <w:r>
+        <w:rPr>
+          <w:rFonts w:ascii="Consolas" w:cs="Consolas" w:eastAsia="Consolas" w:hAnsi="Consolas"/>
+          <w:sz w:val="19"/>
+          <w:szCs w:val="19"/>
+        </w:rPr>
         <w:t xml:space="preserve">You are an SRE assistant on the integration team of a healthcare company. You write the alerts that on-call engineers read when one of the company's APIs misbehaves.</w:t>
       </w:r>
       <w:r>
@@ -1118,16 +1239,16 @@
           <w:szCs w:val="19"/>
         </w:rPr>
         <w:br/>
-        <w:t xml:space="preserve">- title: at most 8 words. Name the API and the main problem.</w:t>
-      </w:r>
-      <w:r>
-        <w:rPr>
-          <w:rFonts w:ascii="Consolas" w:cs="Consolas" w:eastAsia="Consolas" w:hAnsi="Consolas"/>
-          <w:sz w:val="19"/>
-          <w:szCs w:val="19"/>
-        </w:rPr>
-        <w:br/>
-        <w:t xml:space="preserve">- message: 1 or 2 sentences, at most 40 words. Name the API, say what went wrong, and give the key numbers exactly as provided (status code, response time in ms, records returned).</w:t>
+        <w:t xml:space="preserve">- title: at most 8 words, in sentence case. Name the API and the main problem.</w:t>
+      </w:r>
+      <w:r>
+        <w:rPr>
+          <w:rFonts w:ascii="Consolas" w:cs="Consolas" w:eastAsia="Consolas" w:hAnsi="Consolas"/>
+          <w:sz w:val="19"/>
+          <w:szCs w:val="19"/>
+        </w:rPr>
+        <w:br/>
+        <w:t xml:space="preserve">- message: 1 or 2 complete sentences, at most 40 words. Name the API, say what went wrong, and give the key numbers exactly as provided (status code, response time in ms, records returned).</w:t>
       </w:r>
       <w:r>
         <w:rPr>
@@ -1182,6 +1303,15 @@
         </w:rPr>
         <w:br/>
         <w:t xml:space="preserve">- Copy numbers exactly as given. Do not round them or change their units.</w:t>
+      </w:r>
+      <w:r>
+        <w:rPr>
+          <w:rFonts w:ascii="Consolas" w:cs="Consolas" w:eastAsia="Consolas" w:hAnsi="Consolas"/>
+          <w:sz w:val="19"/>
+          <w:szCs w:val="19"/>
+        </w:rPr>
+        <w:br/>
+        <w:t xml:space="preserve">- When a metric is null, say the value was missing or invalid. Never write the word null.</w:t>
       </w:r>
       <w:r>
         <w:rPr>

--- a/AI_Prompts.docx
+++ b/AI_Prompts.docx
@@ -955,6 +955,188 @@
       </w:pPr>
       <w:r>
         <w:t xml:space="preserve">After reviewing real AI output, tightened the runtime LLM prompt (no "null", sentence-case titles, complete sentences), then committed.</w:t>
+      </w:r>
+    </w:p>
+    <w:p>
+      <w:pPr>
+        <w:pStyle w:val="Heading3"/>
+        <w:keepNext/>
+      </w:pPr>
+      <w:r>
+        <w:t xml:space="preserve">Prompt 5 — Phase 4: Email, tests, docs and final check</w:t>
+      </w:r>
+    </w:p>
+    <w:p>
+      <w:pPr>
+        <w:pStyle w:val="ListParagraph"/>
+        <w:numPr>
+          <w:ilvl w:val="0"/>
+          <w:numId w:val="2"/>
+        </w:numPr>
+        <w:spacing w:after="80"/>
+      </w:pPr>
+      <w:r>
+        <w:rPr>
+          <w:b/>
+          <w:bCs/>
+        </w:rPr>
+        <w:t xml:space="preserve">Date and time:</w:t>
+      </w:r>
+      <w:r>
+        <w:t xml:space="preserve"> 2026-10-24 22:32 (UTC+06:00)</w:t>
+      </w:r>
+    </w:p>
+    <w:p>
+      <w:pPr>
+        <w:pStyle w:val="ListParagraph"/>
+        <w:numPr>
+          <w:ilvl w:val="0"/>
+          <w:numId w:val="2"/>
+        </w:numPr>
+        <w:spacing w:after="80"/>
+      </w:pPr>
+      <w:r>
+        <w:rPr>
+          <w:b/>
+          <w:bCs/>
+        </w:rPr>
+        <w:t xml:space="preserve">Phase:</w:t>
+      </w:r>
+      <w:r>
+        <w:t xml:space="preserve"> 4 — Email, tests, docs, final check</w:t>
+      </w:r>
+    </w:p>
+    <w:p>
+      <w:pPr>
+        <w:pBdr>
+          <w:top w:val="single" w:color="D9D9D9" w:sz="4" w:space="4"/>
+          <w:left w:val="single" w:color="D9D9D9" w:sz="4" w:space="4"/>
+          <w:bottom w:val="single" w:color="D9D9D9" w:sz="4" w:space="4"/>
+          <w:right w:val="single" w:color="D9D9D9" w:sz="4" w:space="4"/>
+        </w:pBdr>
+        <w:shd w:fill="F2F2F2" w:color="auto" w:val="clear"/>
+        <w:spacing w:after="240" w:before="120" w:line="240"/>
+        <w:ind w:left="100" w:right="100"/>
+      </w:pPr>
+      <w:r>
+        <w:rPr>
+          <w:rFonts w:ascii="Consolas" w:cs="Consolas" w:eastAsia="Consolas" w:hAnsi="Consolas"/>
+          <w:sz w:val="19"/>
+          <w:szCs w:val="19"/>
+        </w:rPr>
+        <w:t xml:space="preserve">Do Phase 4 from BUILD_SPEC.md: email report, tests, README, video outline and final verification from a clean state. Log this prompt, regenerate AI_Prompts.docx, commit, and tell me anything I still need to do myself.</w:t>
+      </w:r>
+    </w:p>
+    <w:p>
+      <w:pPr>
+        <w:spacing w:after="140"/>
+      </w:pPr>
+      <w:r>
+        <w:rPr>
+          <w:b/>
+          <w:bCs/>
+        </w:rPr>
+        <w:t xml:space="preserve">Outcome:</w:t>
+      </w:r>
+    </w:p>
+    <w:p>
+      <w:pPr>
+        <w:pStyle w:val="ListParagraph"/>
+        <w:numPr>
+          <w:ilvl w:val="0"/>
+          <w:numId w:val="2"/>
+        </w:numPr>
+        <w:spacing w:after="80"/>
+      </w:pPr>
+      <w:r>
+        <w:t xml:space="preserve">Added email with nodemailer: a digest after any batch that opens or escalates critical alerts (with </w:t>
+      </w:r>
+      <w:r>
+        <w:rPr>
+          <w:rFonts w:ascii="Consolas" w:cs="Consolas" w:eastAsia="Consolas" w:hAnsi="Consolas"/>
+          <w:sz w:val="20"/>
+          <w:szCs w:val="20"/>
+          <w:shd w:fill="F2F2F2" w:color="auto" w:val="clear"/>
+        </w:rPr>
+        <w:t xml:space="preserve">EMAIL_ENABLED</w:t>
+      </w:r>
+      <w:r>
+        <w:t xml:space="preserve">), </w:t>
+      </w:r>
+      <w:r>
+        <w:rPr>
+          <w:rFonts w:ascii="Consolas" w:cs="Consolas" w:eastAsia="Consolas" w:hAnsi="Consolas"/>
+          <w:sz w:val="20"/>
+          <w:szCs w:val="20"/>
+          <w:shd w:fill="F2F2F2" w:color="auto" w:val="clear"/>
+        </w:rPr>
+        <w:t xml:space="preserve">POST /alerts/report/email</w:t>
+      </w:r>
+      <w:r>
+        <w:t xml:space="preserve"> with an "Email report" button, and an Ethereal test inbox with preview links when SMTP isn't set. Email failures are only logged.</w:t>
+      </w:r>
+    </w:p>
+    <w:p>
+      <w:pPr>
+        <w:pStyle w:val="ListParagraph"/>
+        <w:numPr>
+          <w:ilvl w:val="0"/>
+          <w:numId w:val="2"/>
+        </w:numPr>
+        <w:spacing w:after="80"/>
+      </w:pPr>
+      <w:r>
+        <w:t xml:space="preserve">Added 96 Vitest tests, run by the root </w:t>
+      </w:r>
+      <w:r>
+        <w:rPr>
+          <w:rFonts w:ascii="Consolas" w:cs="Consolas" w:eastAsia="Consolas" w:hAnsi="Consolas"/>
+          <w:sz w:val="20"/>
+          <w:szCs w:val="20"/>
+          <w:shd w:fill="F2F2F2" w:color="auto" w:val="clear"/>
+        </w:rPr>
+        <w:t xml:space="preserve">npm test</w:t>
+      </w:r>
+      <w:r>
+        <w:t xml:space="preserve">: detector rules, thresholds, combinations and overrides; input normalization and validation; the alert writer's fallback with a mocked OpenAI client; templates, email rendering, and a digest that never fails a batch.</w:t>
+      </w:r>
+    </w:p>
+    <w:p>
+      <w:pPr>
+        <w:pStyle w:val="ListParagraph"/>
+        <w:numPr>
+          <w:ilvl w:val="0"/>
+          <w:numId w:val="2"/>
+        </w:numPr>
+        <w:spacing w:after="80"/>
+      </w:pPr>
+      <w:r>
+        <w:t xml:space="preserve">Wrote README.md (with dashboard screenshots) and docs/video-outline.md. While verifying, fixed the file CLI: it now waits for the digest email and prints its link, stays quiet at the default log level, and always exits (pino's log transport could keep it running).</w:t>
+      </w:r>
+    </w:p>
+    <w:p>
+      <w:pPr>
+        <w:pStyle w:val="ListParagraph"/>
+        <w:numPr>
+          <w:ilvl w:val="0"/>
+          <w:numId w:val="2"/>
+        </w:numPr>
+        <w:spacing w:after="80"/>
+      </w:pPr>
+      <w:r>
+        <w:t xml:space="preserve">Verified from a clean export of the repository: </w:t>
+      </w:r>
+      <w:r>
+        <w:rPr>
+          <w:rFonts w:ascii="Consolas" w:cs="Consolas" w:eastAsia="Consolas" w:hAnsi="Consolas"/>
+          <w:sz w:val="20"/>
+          <w:szCs w:val="20"/>
+          <w:shd w:fill="F2F2F2" w:color="auto" w:val="clear"/>
+        </w:rPr>
+        <w:t xml:space="preserve">npm ci</w:t>
+      </w:r>
+      <w:r>
+        <w:t xml:space="preserve">, build, tests, the file CLI, curl, and the full demo flow in headless Edge in template mode (15 checks, including the Ethereal email preview). The same flow passed in AI mode in the working copy. Then committed.</w:t>
       </w:r>
     </w:p>
     <w:p>
